--- a/docassemble/AKA2JBranding/data/templates/motion_forms_content.docx
+++ b/docassemble/AKA2JBranding/data/templates/motion_forms_content.docx
@@ -16,34 +16,26 @@
         <w:rPr>
           <w:color w:val="FF0000"/>
         </w:rPr>
-        <w:t>p</w:t>
+        <w:t xml:space="preserve">p </w:t>
       </w:r>
       <w:r>
         <w:rPr>
           <w:color w:val="FF0000"/>
         </w:rPr>
+        <w:t>if</w:t>
+      </w:r>
+      <w:r>
+        <w:rPr>
+          <w:color w:val="FF0000"/>
+        </w:rPr>
         <w:t xml:space="preserve"> </w:t>
       </w:r>
       <w:r>
         <w:rPr>
           <w:color w:val="FF0000"/>
         </w:rPr>
-        <w:t>if</w:t>
-      </w:r>
-      <w:r>
-        <w:rPr>
-          <w:color w:val="FF0000"/>
-        </w:rPr>
-        <w:t xml:space="preserve"> </w:t>
-      </w:r>
-      <w:proofErr w:type="spellStart"/>
-      <w:r>
-        <w:rPr>
-          <w:color w:val="FF0000"/>
-        </w:rPr>
         <w:t>type_of_interim_order</w:t>
       </w:r>
-      <w:proofErr w:type="spellEnd"/>
       <w:r>
         <w:rPr>
           <w:color w:val="FF0000"/>
@@ -98,13 +90,7 @@
         <w:pStyle w:val="Body"/>
       </w:pPr>
       <w:r>
-        <w:t xml:space="preserve">If you or </w:t>
-      </w:r>
-      <w:r>
-        <w:t>{{ other_party_in_case }}</w:t>
-      </w:r>
-      <w:r>
-        <w:t xml:space="preserve"> filed a motion and the judge made an interim order, but things have changed, you can file another motion.</w:t>
+        <w:t>If you or {{ other_party_in_case }} filed a motion and the judge made an interim order, but things have changed, you can file another motion.</w:t>
       </w:r>
     </w:p>
     <w:p>
@@ -134,182 +120,153 @@
           <w:color w:val="FF0000"/>
           <w:shd w:val="clear" w:color="auto" w:fill="FFFFFF"/>
         </w:rPr>
-        <w:t>p</w:t>
+        <w:t xml:space="preserve">p </w:t>
       </w:r>
       <w:r>
         <w:rPr>
           <w:color w:val="FF0000"/>
           <w:shd w:val="clear" w:color="auto" w:fill="FFFFFF"/>
         </w:rPr>
-        <w:t xml:space="preserve"> </w:t>
+        <w:t>else</w:t>
       </w:r>
       <w:r>
         <w:rPr>
           <w:color w:val="FF0000"/>
           <w:shd w:val="clear" w:color="auto" w:fill="FFFFFF"/>
         </w:rPr>
-        <w:t>else</w:t>
+        <w:t xml:space="preserve"> </w:t>
       </w:r>
       <w:r>
         <w:rPr>
           <w:color w:val="FF0000"/>
           <w:shd w:val="clear" w:color="auto" w:fill="FFFFFF"/>
         </w:rPr>
+        <w:t>%}</w:t>
+      </w:r>
+    </w:p>
+    <w:p>
+      <w:pPr>
+        <w:pStyle w:val="Body"/>
+      </w:pPr>
+      <w:r>
+        <w:rPr>
+          <w:color w:val="000000" w:themeColor="text1"/>
+        </w:rPr>
+        <w:t xml:space="preserve">A </w:t>
+      </w:r>
+      <w:r>
+        <w:rPr>
+          <w:color w:val="000000" w:themeColor="text1"/>
+        </w:rPr>
+        <w:t>motion</w:t>
+      </w:r>
+      <w:r>
+        <w:rPr>
+          <w:color w:val="000000" w:themeColor="text1"/>
+        </w:rPr>
         <w:t xml:space="preserve"> </w:t>
       </w:r>
+      <w:r>
+        <w:t>is</w:t>
+      </w:r>
+      <w:r>
+        <w:t xml:space="preserve"> the way to ask </w:t>
+      </w:r>
+      <w:r>
+        <w:t>the</w:t>
+      </w:r>
+      <w:r>
+        <w:t xml:space="preserve"> </w:t>
+      </w:r>
+      <w:r>
+        <w:t>court</w:t>
+      </w:r>
+      <w:r>
+        <w:t xml:space="preserve"> </w:t>
+      </w:r>
+      <w:r>
+        <w:t>to</w:t>
+      </w:r>
+      <w:r>
+        <w:t xml:space="preserve"> </w:t>
+      </w:r>
+      <w:r>
+        <w:t>order</w:t>
+      </w:r>
+      <w:r>
+        <w:t xml:space="preserve"> </w:t>
+      </w:r>
+      <w:r>
+        <w:t>something</w:t>
+      </w:r>
+      <w:r>
+        <w:t>.</w:t>
+      </w:r>
+    </w:p>
+    <w:p>
+      <w:pPr>
+        <w:pStyle w:val="Body"/>
+      </w:pPr>
       <w:r>
         <w:rPr>
           <w:color w:val="FF0000"/>
           <w:shd w:val="clear" w:color="auto" w:fill="FFFFFF"/>
         </w:rPr>
+        <w:t>{%</w:t>
+      </w:r>
+      <w:r>
+        <w:rPr>
+          <w:color w:val="FF0000"/>
+          <w:shd w:val="clear" w:color="auto" w:fill="FFFFFF"/>
+        </w:rPr>
+        <w:t xml:space="preserve">p endif </w:t>
+      </w:r>
+      <w:r>
+        <w:rPr>
+          <w:color w:val="FF0000"/>
+          <w:shd w:val="clear" w:color="auto" w:fill="FFFFFF"/>
+        </w:rPr>
         <w:t>%}</w:t>
       </w:r>
     </w:p>
     <w:p>
       <w:pPr>
-        <w:pStyle w:val="Body"/>
-      </w:pPr>
-      <w:r>
+        <w:pStyle w:val="Heading3"/>
         <w:rPr>
           <w:color w:val="000000" w:themeColor="text1"/>
         </w:rPr>
-        <w:t xml:space="preserve">A </w:t>
-      </w:r>
-      <w:r>
-        <w:rPr>
-          <w:color w:val="000000" w:themeColor="text1"/>
-        </w:rPr>
-        <w:t>motion</w:t>
-      </w:r>
-      <w:r>
-        <w:rPr>
-          <w:color w:val="000000" w:themeColor="text1"/>
-        </w:rPr>
-        <w:t xml:space="preserve"> </w:t>
-      </w:r>
-      <w:r>
-        <w:t>is</w:t>
-      </w:r>
-      <w:r>
-        <w:t xml:space="preserve"> the way to ask </w:t>
-      </w:r>
-      <w:r>
-        <w:t>the</w:t>
-      </w:r>
-      <w:r>
-        <w:t xml:space="preserve"> </w:t>
-      </w:r>
-      <w:r>
-        <w:t>court</w:t>
-      </w:r>
-      <w:r>
-        <w:t xml:space="preserve"> </w:t>
-      </w:r>
-      <w:r>
-        <w:t>to</w:t>
-      </w:r>
-      <w:r>
-        <w:t xml:space="preserve"> </w:t>
-      </w:r>
-      <w:r>
-        <w:t>order</w:t>
-      </w:r>
-      <w:r>
-        <w:t xml:space="preserve"> </w:t>
-      </w:r>
-      <w:r>
-        <w:t>something</w:t>
-      </w:r>
-      <w:r>
-        <w:t>.</w:t>
+      </w:pPr>
+      <w:r>
+        <w:t>Use</w:t>
       </w:r>
     </w:p>
     <w:p>
       <w:pPr>
         <w:pStyle w:val="Body"/>
-      </w:pPr>
-      <w:r>
-        <w:rPr>
-          <w:color w:val="FF0000"/>
-          <w:shd w:val="clear" w:color="auto" w:fill="FFFFFF"/>
-        </w:rPr>
-        <w:t>{%</w:t>
-      </w:r>
-      <w:r>
-        <w:rPr>
-          <w:color w:val="FF0000"/>
-          <w:shd w:val="clear" w:color="auto" w:fill="FFFFFF"/>
-        </w:rPr>
-        <w:t>p</w:t>
-      </w:r>
-      <w:r>
-        <w:rPr>
-          <w:color w:val="FF0000"/>
-          <w:shd w:val="clear" w:color="auto" w:fill="FFFFFF"/>
-        </w:rPr>
-        <w:t xml:space="preserve"> endif </w:t>
-      </w:r>
-      <w:r>
-        <w:rPr>
-          <w:color w:val="FF0000"/>
-          <w:shd w:val="clear" w:color="auto" w:fill="FFFFFF"/>
-        </w:rPr>
-        <w:t>%}</w:t>
-      </w:r>
-    </w:p>
-    <w:p>
-      <w:pPr>
-        <w:pStyle w:val="Heading3"/>
-        <w:rPr>
-          <w:color w:val="000000" w:themeColor="text1"/>
-        </w:rPr>
-      </w:pPr>
-      <w:r>
-        <w:t>Fill</w:t>
-      </w:r>
-      <w:r>
-        <w:t xml:space="preserve"> </w:t>
-      </w:r>
-      <w:r>
-        <w:t>out</w:t>
-      </w:r>
-      <w:r>
-        <w:t xml:space="preserve"> </w:t>
-      </w:r>
-      <w:r>
-        <w:t>these</w:t>
-      </w:r>
-      <w:r>
-        <w:t xml:space="preserve"> </w:t>
-      </w:r>
-      <w:r>
-        <w:t>forms</w:t>
-      </w:r>
-    </w:p>
-    <w:p>
-      <w:pPr>
-        <w:pStyle w:val="Body"/>
+        <w:rPr>
+          <w:color w:val="000000"/>
+        </w:rPr>
       </w:pPr>
       <w:r>
         <w:rPr>
           <w:b/>
           <w:color w:val="000000"/>
         </w:rPr>
-        <w:t>Motion,</w:t>
+        <w:t>Motion</w:t>
       </w:r>
       <w:r>
         <w:rPr>
           <w:b/>
           <w:color w:val="000000"/>
         </w:rPr>
-        <w:t xml:space="preserve"> </w:t>
+        <w:t xml:space="preserve"> (Request) &amp; Affidavit for</w:t>
       </w:r>
       <w:r>
         <w:rPr>
           <w:b/>
           <w:color w:val="000000"/>
         </w:rPr>
-        <w:t>SHC-1300</w:t>
+        <w:t>,</w:t>
       </w:r>
       <w:r>
         <w:rPr>
@@ -323,283 +280,95 @@
           <w:b/>
           <w:color w:val="000000"/>
         </w:rPr>
-        <w:br/>
-      </w:r>
-      <w:r>
-        <w:rPr>
+        <w:t>TF</w:t>
+      </w:r>
+      <w:r>
+        <w:rPr>
+          <w:b/>
           <w:color w:val="000000"/>
         </w:rPr>
-        <w:t>as</w:t>
-      </w:r>
-      <w:r>
-        <w:rPr>
+        <w:t>-</w:t>
+      </w:r>
+      <w:r>
+        <w:rPr>
+          <w:b/>
           <w:color w:val="000000"/>
         </w:rPr>
-        <w:t xml:space="preserve"> </w:t>
-      </w:r>
-      <w:r>
-        <w:rPr>
+        <w:t>706</w:t>
+      </w:r>
+      <w:r>
+        <w:rPr>
+          <w:bCs/>
           <w:color w:val="000000"/>
         </w:rPr>
-        <w:t>a</w:t>
-      </w:r>
-      <w:r>
-        <w:rPr>
-          <w:color w:val="000000"/>
-        </w:rPr>
-        <w:t xml:space="preserve"> </w:t>
-      </w:r>
-      <w:hyperlink r:id="rId8" w:tgtFrame="_blank" w:history="1">
+        <w:t xml:space="preserve"> [</w:t>
+      </w:r>
+      <w:hyperlink r:id="rId8" w:history="1">
         <w:r>
           <w:rPr>
             <w:rStyle w:val="Hyperlink"/>
-            <w:color w:val="000099"/>
+            <w:bCs/>
+            <w:spacing w:val="0"/>
           </w:rPr>
-          <w:t>Wor</w:t>
+          <w:t>Fill in PDF</w:t>
+        </w:r>
+      </w:hyperlink>
+      <w:r>
+        <w:rPr>
+          <w:bCs/>
+          <w:color w:val="000000"/>
+        </w:rPr>
+        <w:t>]</w:t>
+      </w:r>
+      <w:r>
+        <w:rPr>
+          <w:bCs/>
+          <w:color w:val="000000"/>
+        </w:rPr>
+        <w:br/>
+      </w:r>
+      <w:hyperlink r:id="rId9" w:history="1">
+        <w:r>
+          <w:rPr>
+            <w:rStyle w:val="Hyperlink"/>
+            <w:bCs/>
+            <w:spacing w:val="0"/>
+          </w:rPr>
+          <w:t>ak-courts.</w:t>
         </w:r>
         <w:r>
           <w:rPr>
             <w:rStyle w:val="Hyperlink"/>
-            <w:color w:val="000099"/>
+            <w:bCs/>
+            <w:spacing w:val="0"/>
           </w:rPr>
-          <w:t>d file</w:t>
-        </w:r>
-      </w:hyperlink>
-      <w:r>
-        <w:rPr>
-          <w:color w:val="000000"/>
-        </w:rPr>
-        <w:br/>
-      </w:r>
-      <w:r>
-        <w:rPr>
-          <w:color w:val="000000"/>
-        </w:rPr>
-        <w:t>courts.alaska.gov/</w:t>
-      </w:r>
-      <w:proofErr w:type="spellStart"/>
-      <w:r>
-        <w:rPr>
-          <w:color w:val="000000"/>
-        </w:rPr>
-        <w:t>shc</w:t>
-      </w:r>
-      <w:proofErr w:type="spellEnd"/>
-      <w:r>
-        <w:rPr>
-          <w:color w:val="000000"/>
-        </w:rPr>
-        <w:t>/family/docs/shc-1300.doc</w:t>
-      </w:r>
-      <w:r>
-        <w:rPr>
-          <w:color w:val="000000"/>
-        </w:rPr>
-        <w:br/>
-        <w:t xml:space="preserve">as a </w:t>
-      </w:r>
-      <w:hyperlink r:id="rId9" w:tgtFrame="_blank" w:history="1">
-        <w:r>
-          <w:rPr>
-            <w:rStyle w:val="Hyperlink"/>
-            <w:color w:val="000099"/>
-          </w:rPr>
-          <w:t>PDF</w:t>
-        </w:r>
-      </w:hyperlink>
-      <w:r>
-        <w:rPr>
-          <w:color w:val="000000"/>
-        </w:rPr>
-        <w:br/>
-        <w:t>courts.alaska.gov/</w:t>
-      </w:r>
-      <w:proofErr w:type="spellStart"/>
-      <w:r>
-        <w:rPr>
-          <w:color w:val="000000"/>
-        </w:rPr>
-        <w:t>shc</w:t>
-      </w:r>
-      <w:proofErr w:type="spellEnd"/>
-      <w:r>
-        <w:rPr>
-          <w:color w:val="000000"/>
-        </w:rPr>
-        <w:t>/family/docs/shc-1300n.pdf</w:t>
-      </w:r>
-    </w:p>
-    <w:p>
-      <w:pPr>
-        <w:pStyle w:val="Body"/>
-        <w:rPr>
-          <w:color w:val="000000"/>
-        </w:rPr>
-      </w:pPr>
-      <w:r>
-        <w:rPr>
-          <w:b/>
-          <w:color w:val="000000"/>
-        </w:rPr>
-        <w:t>Affidavit</w:t>
-      </w:r>
-      <w:r>
-        <w:rPr>
-          <w:b/>
-          <w:color w:val="000000"/>
-        </w:rPr>
-        <w:t xml:space="preserve"> </w:t>
-      </w:r>
-      <w:r>
-        <w:rPr>
-          <w:b/>
-          <w:color w:val="000000"/>
-        </w:rPr>
-        <w:t>&amp;</w:t>
-      </w:r>
-      <w:r>
-        <w:rPr>
-          <w:b/>
-          <w:color w:val="000000"/>
-        </w:rPr>
-        <w:t xml:space="preserve"> </w:t>
-      </w:r>
-      <w:r>
-        <w:rPr>
-          <w:b/>
-          <w:color w:val="000000"/>
-        </w:rPr>
-        <w:t>Memorandum,</w:t>
-      </w:r>
-      <w:r>
-        <w:rPr>
-          <w:b/>
-          <w:color w:val="000000"/>
-        </w:rPr>
-        <w:t xml:space="preserve"> </w:t>
-      </w:r>
-      <w:r>
-        <w:rPr>
-          <w:b/>
-          <w:color w:val="000000"/>
-        </w:rPr>
-        <w:t>SHC-1301</w:t>
-      </w:r>
-      <w:r>
-        <w:rPr>
-          <w:b/>
-          <w:color w:val="000000"/>
-        </w:rPr>
-        <w:br/>
-      </w:r>
-      <w:r>
-        <w:rPr>
-          <w:color w:val="000000"/>
-        </w:rPr>
-        <w:t>as</w:t>
-      </w:r>
-      <w:r>
-        <w:rPr>
-          <w:color w:val="000000"/>
-        </w:rPr>
-        <w:t xml:space="preserve"> </w:t>
-      </w:r>
-      <w:r>
-        <w:rPr>
-          <w:color w:val="000000"/>
-        </w:rPr>
-        <w:t>a</w:t>
-      </w:r>
-      <w:r>
-        <w:rPr>
-          <w:color w:val="000000"/>
-        </w:rPr>
-        <w:t xml:space="preserve"> </w:t>
-      </w:r>
-      <w:hyperlink r:id="rId10" w:tgtFrame="_blank" w:history="1">
-        <w:r>
-          <w:rPr>
-            <w:rStyle w:val="Hyperlink"/>
-            <w:color w:val="000099"/>
-          </w:rPr>
-          <w:t>Wor</w:t>
+          <w:t>i</w:t>
         </w:r>
         <w:r>
           <w:rPr>
             <w:rStyle w:val="Hyperlink"/>
-            <w:color w:val="000099"/>
+            <w:bCs/>
+            <w:spacing w:val="0"/>
           </w:rPr>
-          <w:t>d file</w:t>
+          <w:t>nfo/</w:t>
         </w:r>
-      </w:hyperlink>
-      <w:r>
-        <w:rPr>
-          <w:color w:val="000000"/>
-        </w:rPr>
-        <w:br/>
-      </w:r>
-      <w:r>
-        <w:rPr>
-          <w:color w:val="000000"/>
-        </w:rPr>
-        <w:t>courts.alaska.gov/</w:t>
-      </w:r>
-      <w:proofErr w:type="spellStart"/>
-      <w:r>
-        <w:rPr>
-          <w:color w:val="000000"/>
-        </w:rPr>
-        <w:t>shc</w:t>
-      </w:r>
-      <w:proofErr w:type="spellEnd"/>
-      <w:r>
-        <w:rPr>
-          <w:color w:val="000000"/>
-        </w:rPr>
-        <w:t>/family/docs/shc-1301.doc</w:t>
-      </w:r>
-      <w:r>
-        <w:rPr>
-          <w:color w:val="000000"/>
-        </w:rPr>
-        <w:br/>
-        <w:t xml:space="preserve">as a </w:t>
-      </w:r>
-      <w:hyperlink r:id="rId11" w:tgtFrame="_blank" w:history="1">
         <w:r>
           <w:rPr>
             <w:rStyle w:val="Hyperlink"/>
-            <w:color w:val="000099"/>
+            <w:bCs/>
+            <w:spacing w:val="0"/>
           </w:rPr>
-          <w:t>PDF</w:t>
+          <w:t>tf</w:t>
+        </w:r>
+        <w:r>
+          <w:rPr>
+            <w:rStyle w:val="Hyperlink"/>
+            <w:bCs/>
+            <w:spacing w:val="0"/>
+          </w:rPr>
+          <w:t>706</w:t>
         </w:r>
       </w:hyperlink>
-      <w:r>
-        <w:rPr>
-          <w:color w:val="000000"/>
-        </w:rPr>
-        <w:br/>
-      </w:r>
-      <w:r>
-        <w:rPr>
-          <w:color w:val="000000"/>
-        </w:rPr>
-        <w:t>courts.alaska.gov/</w:t>
-      </w:r>
-      <w:proofErr w:type="spellStart"/>
-      <w:r>
-        <w:rPr>
-          <w:color w:val="000000"/>
-        </w:rPr>
-        <w:t>shc</w:t>
-      </w:r>
-      <w:proofErr w:type="spellEnd"/>
-      <w:r>
-        <w:rPr>
-          <w:color w:val="000000"/>
-        </w:rPr>
-        <w:t>/family/docs/shc-1301n.pdf</w:t>
-      </w:r>
     </w:p>
     <w:p>
       <w:pPr>
@@ -745,7 +514,7 @@
       <w:r>
         <w:t xml:space="preserve"> [</w:t>
       </w:r>
-      <w:hyperlink r:id="rId12" w:history="1">
+      <w:hyperlink r:id="rId10" w:history="1">
         <w:r>
           <w:rPr>
             <w:rStyle w:val="Hyperlink"/>
@@ -760,7 +529,7 @@
       <w:r>
         <w:br/>
       </w:r>
-      <w:hyperlink r:id="rId13" w:history="1">
+      <w:hyperlink r:id="rId11" w:history="1">
         <w:r>
           <w:rPr>
             <w:rStyle w:val="Hyperlink"/>
@@ -886,19 +655,10 @@
         <w:pStyle w:val="Exampleparagraph"/>
       </w:pPr>
       <w:r>
-        <w:lastRenderedPageBreak/>
         <w:t>If you fill out paper copies of the forms, or do not file them with TrueFiling, read</w:t>
       </w:r>
       <w:r>
-        <w:t xml:space="preserve"> {{ </w:t>
-      </w:r>
-      <w:proofErr w:type="spellStart"/>
-      <w:r>
-        <w:t>sign_step.subject</w:t>
-      </w:r>
-      <w:proofErr w:type="spellEnd"/>
-      <w:r>
-        <w:t xml:space="preserve"> }}</w:t>
+        <w:t xml:space="preserve"> {{ sign_step.subject }}</w:t>
       </w:r>
     </w:p>
     <w:p>
@@ -949,12 +709,12 @@
       </w:r>
     </w:p>
     <w:sectPr>
-      <w:headerReference w:type="even" r:id="rId14"/>
-      <w:headerReference w:type="default" r:id="rId15"/>
-      <w:footerReference w:type="even" r:id="rId16"/>
-      <w:footerReference w:type="default" r:id="rId17"/>
-      <w:headerReference w:type="first" r:id="rId18"/>
-      <w:footerReference w:type="first" r:id="rId19"/>
+      <w:headerReference w:type="even" r:id="rId12"/>
+      <w:headerReference w:type="default" r:id="rId13"/>
+      <w:footerReference w:type="even" r:id="rId14"/>
+      <w:footerReference w:type="default" r:id="rId15"/>
+      <w:headerReference w:type="first" r:id="rId16"/>
+      <w:footerReference w:type="first" r:id="rId17"/>
       <w:pgSz w:w="12240" w:h="15840"/>
       <w:pgMar w:top="1440" w:right="1440" w:bottom="1440" w:left="1440" w:header="720" w:footer="720" w:gutter="0"/>
       <w:cols w:space="720"/>

--- a/docassemble/AKA2JBranding/data/templates/motion_forms_content.docx
+++ b/docassemble/AKA2JBranding/data/templates/motion_forms_content.docx
@@ -334,23 +334,7 @@
             <w:bCs/>
             <w:spacing w:val="0"/>
           </w:rPr>
-          <w:t>ak-courts.</w:t>
-        </w:r>
-        <w:r>
-          <w:rPr>
-            <w:rStyle w:val="Hyperlink"/>
-            <w:bCs/>
-            <w:spacing w:val="0"/>
-          </w:rPr>
-          <w:t>i</w:t>
-        </w:r>
-        <w:r>
-          <w:rPr>
-            <w:rStyle w:val="Hyperlink"/>
-            <w:bCs/>
-            <w:spacing w:val="0"/>
-          </w:rPr>
-          <w:t>nfo/</w:t>
+          <w:t>ak-courts.info/</w:t>
         </w:r>
         <w:r>
           <w:rPr>
